--- a/klagomål/Kapellöns naturreservat FSC-klagomål.docx
+++ b/klagomål/Kapellöns naturreservat FSC-klagomål.docx
@@ -168,7 +168,7 @@
     </w:p>
     <w:p>
       <w:r>
-        <w:t>Detta klagomål behandlar höga naturvärden i avverkningsanmälan Kapellöns naturreservat i Haninge kommun som inkom 2026-07-15 och omfattar 107,0 ha.</w:t>
+        <w:t>Detta klagomål behandlar höga naturvärden i avverkningsanmälan Kapellöns naturreservat i Haninge kommun som inkom 2026-07-16 och omfattar 107,0 ha.</w:t>
       </w:r>
     </w:p>
     <w:p>
@@ -1456,7 +1456,7 @@
     <w:r>
       <w:tab/>
       <w:tab/>
-      <w:t>2026-07-15</w:t>
+      <w:t>2026-07-16</w:t>
       <w:br/>
       <w:br/>
     </w:r>

--- a/klagomål/Kapellöns naturreservat FSC-klagomål.docx
+++ b/klagomål/Kapellöns naturreservat FSC-klagomål.docx
@@ -168,7 +168,7 @@
     </w:p>
     <w:p>
       <w:r>
-        <w:t>Detta klagomål behandlar höga naturvärden i avverkningsanmälan Kapellöns naturreservat i Haninge kommun som inkom 2026-07-16 och omfattar 107,0 ha.</w:t>
+        <w:t>Detta klagomål behandlar höga naturvärden i avverkningsanmälan Kapellöns naturreservat i Haninge kommun som inkom 2026-07-17 och omfattar 107,0 ha.</w:t>
       </w:r>
     </w:p>
     <w:p>
@@ -1456,7 +1456,7 @@
     <w:r>
       <w:tab/>
       <w:tab/>
-      <w:t>2026-07-16</w:t>
+      <w:t>2026-07-17</w:t>
       <w:br/>
       <w:br/>
     </w:r>

--- a/klagomål/Kapellöns naturreservat FSC-klagomål.docx
+++ b/klagomål/Kapellöns naturreservat FSC-klagomål.docx
@@ -168,7 +168,7 @@
     </w:p>
     <w:p>
       <w:r>
-        <w:t>Detta klagomål behandlar höga naturvärden i avverkningsanmälan Kapellöns naturreservat i Haninge kommun som inkom 2026-07-17 och omfattar 107,0 ha.</w:t>
+        <w:t>Detta klagomål behandlar höga naturvärden i avverkningsanmälan Kapellöns naturreservat i Haninge kommun som inkom 2026-07-18 och omfattar 107,0 ha.</w:t>
       </w:r>
     </w:p>
     <w:p>
@@ -1456,7 +1456,7 @@
     <w:r>
       <w:tab/>
       <w:tab/>
-      <w:t>2026-07-17</w:t>
+      <w:t>2026-07-18</w:t>
       <w:br/>
       <w:br/>
     </w:r>

--- a/klagomål/Kapellöns naturreservat FSC-klagomål.docx
+++ b/klagomål/Kapellöns naturreservat FSC-klagomål.docx
@@ -168,7 +168,7 @@
     </w:p>
     <w:p>
       <w:r>
-        <w:t>Detta klagomål behandlar höga naturvärden i avverkningsanmälan Kapellöns naturreservat i Haninge kommun som inkom 2026-07-18 och omfattar 107,0 ha.</w:t>
+        <w:t>Detta klagomål behandlar höga naturvärden i avverkningsanmälan Kapellöns naturreservat i Haninge kommun som inkom 2026-07-19 och omfattar 107,0 ha.</w:t>
       </w:r>
     </w:p>
     <w:p>
@@ -1456,7 +1456,7 @@
     <w:r>
       <w:tab/>
       <w:tab/>
-      <w:t>2026-07-18</w:t>
+      <w:t>2026-07-19</w:t>
       <w:br/>
       <w:br/>
     </w:r>

--- a/klagomål/Kapellöns naturreservat FSC-klagomål.docx
+++ b/klagomål/Kapellöns naturreservat FSC-klagomål.docx
@@ -168,7 +168,7 @@
     </w:p>
     <w:p>
       <w:r>
-        <w:t>Detta klagomål behandlar höga naturvärden i avverkningsanmälan Kapellöns naturreservat i Haninge kommun som inkom 2026-07-19 och omfattar 107,0 ha.</w:t>
+        <w:t>Detta klagomål behandlar höga naturvärden i avverkningsanmälan Kapellöns naturreservat i Haninge kommun som inkom 2026-07-20 och omfattar 107,0 ha.</w:t>
       </w:r>
     </w:p>
     <w:p>
@@ -1456,7 +1456,7 @@
     <w:r>
       <w:tab/>
       <w:tab/>
-      <w:t>2026-07-19</w:t>
+      <w:t>2026-07-20</w:t>
       <w:br/>
       <w:br/>
     </w:r>

--- a/klagomål/Kapellöns naturreservat FSC-klagomål.docx
+++ b/klagomål/Kapellöns naturreservat FSC-klagomål.docx
@@ -168,7 +168,7 @@
     </w:p>
     <w:p>
       <w:r>
-        <w:t>Detta klagomål behandlar höga naturvärden i avverkningsanmälan Kapellöns naturreservat i Haninge kommun som inkom 2026-07-20 och omfattar 107,0 ha.</w:t>
+        <w:t>Detta klagomål behandlar höga naturvärden i avverkningsanmälan Kapellöns naturreservat i Haninge kommun som inkom 2026-07-21 och omfattar 107,0 ha.</w:t>
       </w:r>
     </w:p>
     <w:p>
@@ -1456,7 +1456,7 @@
     <w:r>
       <w:tab/>
       <w:tab/>
-      <w:t>2026-07-20</w:t>
+      <w:t>2026-07-21</w:t>
       <w:br/>
       <w:br/>
     </w:r>

--- a/klagomål/Kapellöns naturreservat FSC-klagomål.docx
+++ b/klagomål/Kapellöns naturreservat FSC-klagomål.docx
@@ -168,7 +168,7 @@
     </w:p>
     <w:p>
       <w:r>
-        <w:t>Detta klagomål behandlar höga naturvärden i avverkningsanmälan Kapellöns naturreservat i Haninge kommun som inkom 2026-07-21 och omfattar 107,0 ha.</w:t>
+        <w:t>Detta klagomål behandlar höga naturvärden i avverkningsanmälan Kapellöns naturreservat i Haninge kommun som inkom 2026-07-22 och omfattar 107,0 ha.</w:t>
       </w:r>
     </w:p>
     <w:p>
@@ -1456,7 +1456,7 @@
     <w:r>
       <w:tab/>
       <w:tab/>
-      <w:t>2026-07-21</w:t>
+      <w:t>2026-07-22</w:t>
       <w:br/>
       <w:br/>
     </w:r>

--- a/klagomål/Kapellöns naturreservat FSC-klagomål.docx
+++ b/klagomål/Kapellöns naturreservat FSC-klagomål.docx
@@ -168,7 +168,7 @@
     </w:p>
     <w:p>
       <w:r>
-        <w:t>Detta klagomål behandlar höga naturvärden i avverkningsanmälan Kapellöns naturreservat i Haninge kommun som inkom 2026-07-22 och omfattar 107,0 ha.</w:t>
+        <w:t>Detta klagomål behandlar höga naturvärden i avverkningsanmälan Kapellöns naturreservat i Haninge kommun som inkom 2026-07-23 och omfattar 107,0 ha.</w:t>
       </w:r>
     </w:p>
     <w:p>
@@ -1456,7 +1456,7 @@
     <w:r>
       <w:tab/>
       <w:tab/>
-      <w:t>2026-07-22</w:t>
+      <w:t>2026-07-23</w:t>
       <w:br/>
       <w:br/>
     </w:r>

--- a/klagomål/Kapellöns naturreservat FSC-klagomål.docx
+++ b/klagomål/Kapellöns naturreservat FSC-klagomål.docx
@@ -168,7 +168,7 @@
     </w:p>
     <w:p>
       <w:r>
-        <w:t>Detta klagomål behandlar höga naturvärden i avverkningsanmälan Kapellöns naturreservat i Haninge kommun som inkom 2026-07-23 och omfattar 107,0 ha.</w:t>
+        <w:t>Detta klagomål behandlar höga naturvärden i avverkningsanmälan Kapellöns naturreservat i Haninge kommun som inkom 2026-07-24 och omfattar 107,0 ha.</w:t>
       </w:r>
     </w:p>
     <w:p>
@@ -1456,7 +1456,7 @@
     <w:r>
       <w:tab/>
       <w:tab/>
-      <w:t>2026-07-23</w:t>
+      <w:t>2026-07-24</w:t>
       <w:br/>
       <w:br/>
     </w:r>

--- a/klagomål/Kapellöns naturreservat FSC-klagomål.docx
+++ b/klagomål/Kapellöns naturreservat FSC-klagomål.docx
@@ -168,7 +168,7 @@
     </w:p>
     <w:p>
       <w:r>
-        <w:t>Detta klagomål behandlar höga naturvärden i avverkningsanmälan Kapellöns naturreservat i Haninge kommun som inkom 2026-07-24 och omfattar 107,0 ha.</w:t>
+        <w:t>Detta klagomål behandlar höga naturvärden i avverkningsanmälan Kapellöns naturreservat i Haninge kommun som inkom 2026-07-25 och omfattar 107,0 ha.</w:t>
       </w:r>
     </w:p>
     <w:p>
@@ -1456,7 +1456,7 @@
     <w:r>
       <w:tab/>
       <w:tab/>
-      <w:t>2026-07-24</w:t>
+      <w:t>2026-07-25</w:t>
       <w:br/>
       <w:br/>
     </w:r>

--- a/klagomål/Kapellöns naturreservat FSC-klagomål.docx
+++ b/klagomål/Kapellöns naturreservat FSC-klagomål.docx
@@ -168,7 +168,7 @@
     </w:p>
     <w:p>
       <w:r>
-        <w:t>Detta klagomål behandlar höga naturvärden i avverkningsanmälan Kapellöns naturreservat i Haninge kommun som inkom 2026-07-25 och omfattar 107,0 ha.</w:t>
+        <w:t>Detta klagomål behandlar höga naturvärden i avverkningsanmälan Kapellöns naturreservat i Haninge kommun som inkom 2026-07-26 och omfattar 107,0 ha.</w:t>
       </w:r>
     </w:p>
     <w:p>
@@ -1456,7 +1456,7 @@
     <w:r>
       <w:tab/>
       <w:tab/>
-      <w:t>2026-07-25</w:t>
+      <w:t>2026-07-26</w:t>
       <w:br/>
       <w:br/>
     </w:r>

--- a/klagomål/Kapellöns naturreservat FSC-klagomål.docx
+++ b/klagomål/Kapellöns naturreservat FSC-klagomål.docx
@@ -168,7 +168,7 @@
     </w:p>
     <w:p>
       <w:r>
-        <w:t>Detta klagomål behandlar höga naturvärden i avverkningsanmälan Kapellöns naturreservat i Haninge kommun som inkom 2026-07-26 och omfattar 107,0 ha.</w:t>
+        <w:t>Detta klagomål behandlar höga naturvärden i avverkningsanmälan Kapellöns naturreservat i Haninge kommun som inkom 2026-07-27 och omfattar 107,0 ha.</w:t>
       </w:r>
     </w:p>
     <w:p>
@@ -1456,7 +1456,7 @@
     <w:r>
       <w:tab/>
       <w:tab/>
-      <w:t>2026-07-26</w:t>
+      <w:t>2026-07-27</w:t>
       <w:br/>
       <w:br/>
     </w:r>

--- a/klagomål/Kapellöns naturreservat FSC-klagomål.docx
+++ b/klagomål/Kapellöns naturreservat FSC-klagomål.docx
@@ -168,7 +168,7 @@
     </w:p>
     <w:p>
       <w:r>
-        <w:t>Detta klagomål behandlar höga naturvärden i avverkningsanmälan Kapellöns naturreservat i Haninge kommun som inkom 2026-07-27 och omfattar 107,0 ha.</w:t>
+        <w:t>Detta klagomål behandlar höga naturvärden i avverkningsanmälan Kapellöns naturreservat i Haninge kommun som inkom 2026-07-28 och omfattar 107,0 ha.</w:t>
       </w:r>
     </w:p>
     <w:p>
@@ -1456,7 +1456,7 @@
     <w:r>
       <w:tab/>
       <w:tab/>
-      <w:t>2026-07-27</w:t>
+      <w:t>2026-07-28</w:t>
       <w:br/>
       <w:br/>
     </w:r>

--- a/klagomål/Kapellöns naturreservat FSC-klagomål.docx
+++ b/klagomål/Kapellöns naturreservat FSC-klagomål.docx
@@ -168,7 +168,7 @@
     </w:p>
     <w:p>
       <w:r>
-        <w:t>Detta klagomål behandlar höga naturvärden i avverkningsanmälan Kapellöns naturreservat i Haninge kommun som inkom 2026-07-28 och omfattar 107,0 ha.</w:t>
+        <w:t>Detta klagomål behandlar höga naturvärden i avverkningsanmälan Kapellöns naturreservat i Haninge kommun som inkom 2026-07-29 och omfattar 107,0 ha.</w:t>
       </w:r>
     </w:p>
     <w:p>
@@ -1456,7 +1456,7 @@
     <w:r>
       <w:tab/>
       <w:tab/>
-      <w:t>2026-07-28</w:t>
+      <w:t>2026-07-29</w:t>
       <w:br/>
       <w:br/>
     </w:r>

--- a/klagomål/Kapellöns naturreservat FSC-klagomål.docx
+++ b/klagomål/Kapellöns naturreservat FSC-klagomål.docx
@@ -168,7 +168,7 @@
     </w:p>
     <w:p>
       <w:r>
-        <w:t>Detta klagomål behandlar höga naturvärden i avverkningsanmälan Kapellöns naturreservat i Haninge kommun som inkom 2026-07-29 och omfattar 107,0 ha.</w:t>
+        <w:t>Detta klagomål behandlar höga naturvärden i avverkningsanmälan Kapellöns naturreservat i Haninge kommun som inkom 2026-07-30 och omfattar 107,0 ha.</w:t>
       </w:r>
     </w:p>
     <w:p>
@@ -1456,7 +1456,7 @@
     <w:r>
       <w:tab/>
       <w:tab/>
-      <w:t>2026-07-29</w:t>
+      <w:t>2026-07-30</w:t>
       <w:br/>
       <w:br/>
     </w:r>

--- a/klagomål/Kapellöns naturreservat FSC-klagomål.docx
+++ b/klagomål/Kapellöns naturreservat FSC-klagomål.docx
@@ -168,7 +168,7 @@
     </w:p>
     <w:p>
       <w:r>
-        <w:t>Detta klagomål behandlar höga naturvärden i avverkningsanmälan Kapellöns naturreservat i Haninge kommun som inkom 2026-07-30 och omfattar 107,0 ha.</w:t>
+        <w:t>Detta klagomål behandlar höga naturvärden i avverkningsanmälan Kapellöns naturreservat i Haninge kommun som inkom 2026-07-31 och omfattar 107,0 ha.</w:t>
       </w:r>
     </w:p>
     <w:p>
@@ -1456,7 +1456,7 @@
     <w:r>
       <w:tab/>
       <w:tab/>
-      <w:t>2026-07-30</w:t>
+      <w:t>2026-07-31</w:t>
       <w:br/>
       <w:br/>
     </w:r>

--- a/klagomål/Kapellöns naturreservat FSC-klagomål.docx
+++ b/klagomål/Kapellöns naturreservat FSC-klagomål.docx
@@ -168,7 +168,7 @@
     </w:p>
     <w:p>
       <w:r>
-        <w:t>Detta klagomål behandlar höga naturvärden i avverkningsanmälan Kapellöns naturreservat i Haninge kommun som inkom 2026-07-31 och omfattar 107,0 ha.</w:t>
+        <w:t>Detta klagomål behandlar höga naturvärden i avverkningsanmälan Kapellöns naturreservat i Haninge kommun som inkom 2026-08-01 och omfattar 107,0 ha.</w:t>
       </w:r>
     </w:p>
     <w:p>
@@ -1456,7 +1456,7 @@
     <w:r>
       <w:tab/>
       <w:tab/>
-      <w:t>2026-07-31</w:t>
+      <w:t>2026-08-01</w:t>
       <w:br/>
       <w:br/>
     </w:r>

--- a/klagomål/Kapellöns naturreservat FSC-klagomål.docx
+++ b/klagomål/Kapellöns naturreservat FSC-klagomål.docx
@@ -168,7 +168,7 @@
     </w:p>
     <w:p>
       <w:r>
-        <w:t>Detta klagomål behandlar höga naturvärden i avverkningsanmälan Kapellöns naturreservat i Haninge kommun som inkom 2026-08-01 och omfattar 107,0 ha.</w:t>
+        <w:t>Detta klagomål behandlar höga naturvärden i avverkningsanmälan Kapellöns naturreservat i Haninge kommun som inkom 2026-08-02 och omfattar 107,0 ha.</w:t>
       </w:r>
     </w:p>
     <w:p>
@@ -1456,7 +1456,7 @@
     <w:r>
       <w:tab/>
       <w:tab/>
-      <w:t>2026-08-01</w:t>
+      <w:t>2026-08-02</w:t>
       <w:br/>
       <w:br/>
     </w:r>

--- a/klagomål/Kapellöns naturreservat FSC-klagomål.docx
+++ b/klagomål/Kapellöns naturreservat FSC-klagomål.docx
@@ -168,7 +168,7 @@
     </w:p>
     <w:p>
       <w:r>
-        <w:t>Detta klagomål behandlar höga naturvärden i avverkningsanmälan Kapellöns naturreservat i Haninge kommun som inkom 2026-08-02 och omfattar 107,0 ha.</w:t>
+        <w:t>Detta klagomål behandlar höga naturvärden i avverkningsanmälan Kapellöns naturreservat i Haninge kommun som inkom 2026-08-03 och omfattar 107,0 ha.</w:t>
       </w:r>
     </w:p>
     <w:p>
@@ -1456,7 +1456,7 @@
     <w:r>
       <w:tab/>
       <w:tab/>
-      <w:t>2026-08-02</w:t>
+      <w:t>2026-08-03</w:t>
       <w:br/>
       <w:br/>
     </w:r>

--- a/klagomål/Kapellöns naturreservat FSC-klagomål.docx
+++ b/klagomål/Kapellöns naturreservat FSC-klagomål.docx
@@ -168,7 +168,7 @@
     </w:p>
     <w:p>
       <w:r>
-        <w:t>Detta klagomål behandlar höga naturvärden i avverkningsanmälan Kapellöns naturreservat i Haninge kommun som inkom 2026-08-03 och omfattar 107,0 ha.</w:t>
+        <w:t>Detta klagomål behandlar höga naturvärden i avverkningsanmälan Kapellöns naturreservat i Haninge kommun som inkom 2026-08-06 och omfattar 107,0 ha.</w:t>
       </w:r>
     </w:p>
     <w:p>
@@ -1456,7 +1456,7 @@
     <w:r>
       <w:tab/>
       <w:tab/>
-      <w:t>2026-08-03</w:t>
+      <w:t>2026-08-06</w:t>
       <w:br/>
       <w:br/>
     </w:r>

--- a/klagomål/Kapellöns naturreservat FSC-klagomål.docx
+++ b/klagomål/Kapellöns naturreservat FSC-klagomål.docx
@@ -168,7 +168,7 @@
     </w:p>
     <w:p>
       <w:r>
-        <w:t>Detta klagomål behandlar höga naturvärden i avverkningsanmälan Kapellöns naturreservat i Haninge kommun som inkom 2026-08-06 och omfattar 107,0 ha.</w:t>
+        <w:t>Detta klagomål behandlar höga naturvärden i avverkningsanmälan Kapellöns naturreservat i Haninge kommun som inkom 2026-08-07 och omfattar 107,0 ha.</w:t>
       </w:r>
     </w:p>
     <w:p>
@@ -1456,7 +1456,7 @@
     <w:r>
       <w:tab/>
       <w:tab/>
-      <w:t>2026-08-06</w:t>
+      <w:t>2026-08-07</w:t>
       <w:br/>
       <w:br/>
     </w:r>

--- a/klagomål/Kapellöns naturreservat FSC-klagomål.docx
+++ b/klagomål/Kapellöns naturreservat FSC-klagomål.docx
@@ -168,7 +168,7 @@
     </w:p>
     <w:p>
       <w:r>
-        <w:t>Detta klagomål behandlar höga naturvärden i avverkningsanmälan Kapellöns naturreservat i Haninge kommun som inkom 2026-08-07 och omfattar 107,0 ha.</w:t>
+        <w:t>Detta klagomål behandlar höga naturvärden i avverkningsanmälan Kapellöns naturreservat i Haninge kommun som inkom 2026-08-08 och omfattar 107,0 ha.</w:t>
       </w:r>
     </w:p>
     <w:p>
@@ -1456,7 +1456,7 @@
     <w:r>
       <w:tab/>
       <w:tab/>
-      <w:t>2026-08-07</w:t>
+      <w:t>2026-08-08</w:t>
       <w:br/>
       <w:br/>
     </w:r>

--- a/klagomål/Kapellöns naturreservat FSC-klagomål.docx
+++ b/klagomål/Kapellöns naturreservat FSC-klagomål.docx
@@ -168,7 +168,7 @@
     </w:p>
     <w:p>
       <w:r>
-        <w:t>Detta klagomål behandlar höga naturvärden i avverkningsanmälan Kapellöns naturreservat i Haninge kommun som inkom 2026-08-08 och omfattar 107,0 ha.</w:t>
+        <w:t>Detta klagomål behandlar höga naturvärden i avverkningsanmälan Kapellöns naturreservat i Haninge kommun som inkom 2026-08-09 och omfattar 107,0 ha.</w:t>
       </w:r>
     </w:p>
     <w:p>
@@ -1456,7 +1456,7 @@
     <w:r>
       <w:tab/>
       <w:tab/>
-      <w:t>2026-08-08</w:t>
+      <w:t>2026-08-09</w:t>
       <w:br/>
       <w:br/>
     </w:r>

--- a/klagomål/Kapellöns naturreservat FSC-klagomål.docx
+++ b/klagomål/Kapellöns naturreservat FSC-klagomål.docx
@@ -168,7 +168,7 @@
     </w:p>
     <w:p>
       <w:r>
-        <w:t>Detta klagomål behandlar höga naturvärden i avverkningsanmälan Kapellöns naturreservat i Haninge kommun som inkom 2026-08-09 och omfattar 107,0 ha.</w:t>
+        <w:t>Detta klagomål behandlar höga naturvärden i avverkningsanmälan Kapellöns naturreservat i Haninge kommun som inkom 2026-08-10 och omfattar 107,0 ha.</w:t>
       </w:r>
     </w:p>
     <w:p>
@@ -1456,7 +1456,7 @@
     <w:r>
       <w:tab/>
       <w:tab/>
-      <w:t>2026-08-09</w:t>
+      <w:t>2026-08-10</w:t>
       <w:br/>
       <w:br/>
     </w:r>

--- a/klagomål/Kapellöns naturreservat FSC-klagomål.docx
+++ b/klagomål/Kapellöns naturreservat FSC-klagomål.docx
@@ -168,7 +168,7 @@
     </w:p>
     <w:p>
       <w:r>
-        <w:t>Detta klagomål behandlar höga naturvärden i avverkningsanmälan Kapellöns naturreservat i Haninge kommun som inkom 2026-08-10 och omfattar 107,0 ha.</w:t>
+        <w:t>Detta klagomål behandlar höga naturvärden i avverkningsanmälan Kapellöns naturreservat i Haninge kommun som inkom 2026-08-11 och omfattar 107,0 ha.</w:t>
       </w:r>
     </w:p>
     <w:p>
@@ -1456,7 +1456,7 @@
     <w:r>
       <w:tab/>
       <w:tab/>
-      <w:t>2026-08-10</w:t>
+      <w:t>2026-08-11</w:t>
       <w:br/>
       <w:br/>
     </w:r>

--- a/klagomål/Kapellöns naturreservat FSC-klagomål.docx
+++ b/klagomål/Kapellöns naturreservat FSC-klagomål.docx
@@ -168,7 +168,7 @@
     </w:p>
     <w:p>
       <w:r>
-        <w:t>Detta klagomål behandlar höga naturvärden i avverkningsanmälan Kapellöns naturreservat i Haninge kommun som inkom 2026-08-11 och omfattar 107,0 ha.</w:t>
+        <w:t>Detta klagomål behandlar höga naturvärden i avverkningsanmälan Kapellöns naturreservat i Haninge kommun som inkom 2026-08-12 och omfattar 107,0 ha.</w:t>
       </w:r>
     </w:p>
     <w:p>
@@ -1456,7 +1456,7 @@
     <w:r>
       <w:tab/>
       <w:tab/>
-      <w:t>2026-08-11</w:t>
+      <w:t>2026-08-12</w:t>
       <w:br/>
       <w:br/>
     </w:r>

--- a/klagomål/Kapellöns naturreservat FSC-klagomål.docx
+++ b/klagomål/Kapellöns naturreservat FSC-klagomål.docx
@@ -168,7 +168,7 @@
     </w:p>
     <w:p>
       <w:r>
-        <w:t>Detta klagomål behandlar höga naturvärden i avverkningsanmälan Kapellöns naturreservat i Haninge kommun som inkom 2026-08-12 och omfattar 107,0 ha.</w:t>
+        <w:t>Detta klagomål behandlar höga naturvärden i avverkningsanmälan Kapellöns naturreservat i Haninge kommun som inkom 2026-08-13 och omfattar 107,0 ha.</w:t>
       </w:r>
     </w:p>
     <w:p>
@@ -1456,7 +1456,7 @@
     <w:r>
       <w:tab/>
       <w:tab/>
-      <w:t>2026-08-12</w:t>
+      <w:t>2026-08-13</w:t>
       <w:br/>
       <w:br/>
     </w:r>

--- a/klagomål/Kapellöns naturreservat FSC-klagomål.docx
+++ b/klagomål/Kapellöns naturreservat FSC-klagomål.docx
@@ -168,7 +168,7 @@
     </w:p>
     <w:p>
       <w:r>
-        <w:t>Detta klagomål behandlar höga naturvärden i avverkningsanmälan Kapellöns naturreservat i Haninge kommun som inkom 2026-08-13 och omfattar 107,0 ha.</w:t>
+        <w:t>Detta klagomål behandlar höga naturvärden i avverkningsanmälan Kapellöns naturreservat i Haninge kommun som inkom 2026-08-14 och omfattar 107,0 ha.</w:t>
       </w:r>
     </w:p>
     <w:p>
@@ -1456,7 +1456,7 @@
     <w:r>
       <w:tab/>
       <w:tab/>
-      <w:t>2026-08-13</w:t>
+      <w:t>2026-08-14</w:t>
       <w:br/>
       <w:br/>
     </w:r>

--- a/klagomål/Kapellöns naturreservat FSC-klagomål.docx
+++ b/klagomål/Kapellöns naturreservat FSC-klagomål.docx
@@ -168,7 +168,7 @@
     </w:p>
     <w:p>
       <w:r>
-        <w:t>Detta klagomål behandlar höga naturvärden i avverkningsanmälan Kapellöns naturreservat i Haninge kommun som inkom 2026-08-14 och omfattar 107,0 ha.</w:t>
+        <w:t>Detta klagomål behandlar höga naturvärden i avverkningsanmälan Kapellöns naturreservat i Haninge kommun som inkom 2026-08-15 och omfattar 107,0 ha.</w:t>
       </w:r>
     </w:p>
     <w:p>
@@ -216,7 +216,7 @@
         <w:spacing w:after="240"/>
       </w:pPr>
       <w:r>
-        <w:t>Figur 1. Fyndplatser för naturvårdsarter i avverkningsanmälan. Markörer utan svart kant är placerade på fyndplatsen. Markörer med svart kant är placerade vid sidan av fyndplatsen har ett svart streck som visar fyndplatsens exakta position. Kartans mittpunktskoordinat är N 6542534, E 682830 i SWEREF 99 TM.</w:t>
+        <w:t>Figur 1. Fyndplatser för naturvårdsarter i avverkningsanmälan. Markörer utan svart kant är placerade på fyndplatsen. Markörer med svart kant är placerade vid sidan av fyndplatsen och har ett svart streck som visar fyndplatsens exakta position. Kartans mittpunktskoordinat är N 6542534, E 682830 i SWEREF 99 TM.</w:t>
       </w:r>
     </w:p>
     <w:p>
@@ -1456,7 +1456,7 @@
     <w:r>
       <w:tab/>
       <w:tab/>
-      <w:t>2026-08-14</w:t>
+      <w:t>2026-08-15</w:t>
       <w:br/>
       <w:br/>
     </w:r>

--- a/klagomål/Kapellöns naturreservat FSC-klagomål.docx
+++ b/klagomål/Kapellöns naturreservat FSC-klagomål.docx
@@ -168,7 +168,7 @@
     </w:p>
     <w:p>
       <w:r>
-        <w:t>Detta klagomål behandlar höga naturvärden i avverkningsanmälan Kapellöns naturreservat i Haninge kommun som inkom 2026-08-15 och omfattar 107,0 ha.</w:t>
+        <w:t>Detta klagomål behandlar höga naturvärden i avverkningsanmälan Kapellöns naturreservat i Haninge kommun som inkom 2026-08-16 och omfattar 107,0 ha.</w:t>
       </w:r>
     </w:p>
     <w:p>
@@ -1456,7 +1456,7 @@
     <w:r>
       <w:tab/>
       <w:tab/>
-      <w:t>2026-08-15</w:t>
+      <w:t>2026-08-16</w:t>
       <w:br/>
       <w:br/>
     </w:r>

--- a/klagomål/Kapellöns naturreservat FSC-klagomål.docx
+++ b/klagomål/Kapellöns naturreservat FSC-klagomål.docx
@@ -168,7 +168,7 @@
     </w:p>
     <w:p>
       <w:r>
-        <w:t>Detta klagomål behandlar höga naturvärden i avverkningsanmälan Kapellöns naturreservat i Haninge kommun som inkom 2026-08-16 och omfattar 107,0 ha.</w:t>
+        <w:t>Detta klagomål behandlar höga naturvärden i avverkningsanmälan Kapellöns naturreservat i Haninge kommun som inkom 2026-08-17 och omfattar 107,0 ha.</w:t>
       </w:r>
     </w:p>
     <w:p>
@@ -1456,7 +1456,7 @@
     <w:r>
       <w:tab/>
       <w:tab/>
-      <w:t>2026-08-16</w:t>
+      <w:t>2026-08-17</w:t>
       <w:br/>
       <w:br/>
     </w:r>

--- a/klagomål/Kapellöns naturreservat FSC-klagomål.docx
+++ b/klagomål/Kapellöns naturreservat FSC-klagomål.docx
@@ -168,7 +168,7 @@
     </w:p>
     <w:p>
       <w:r>
-        <w:t>Detta klagomål behandlar höga naturvärden i avverkningsanmälan Kapellöns naturreservat i Haninge kommun som inkom 2026-08-17 och omfattar 107,0 ha.</w:t>
+        <w:t>Detta klagomål behandlar höga naturvärden i avverkningsanmälan Kapellöns naturreservat i Haninge kommun som inkom 2026-08-18 och omfattar 107,0 ha.</w:t>
       </w:r>
     </w:p>
     <w:p>
@@ -1456,7 +1456,7 @@
     <w:r>
       <w:tab/>
       <w:tab/>
-      <w:t>2026-08-17</w:t>
+      <w:t>2026-08-18</w:t>
       <w:br/>
       <w:br/>
     </w:r>

--- a/klagomål/Kapellöns naturreservat FSC-klagomål.docx
+++ b/klagomål/Kapellöns naturreservat FSC-klagomål.docx
@@ -168,7 +168,7 @@
     </w:p>
     <w:p>
       <w:r>
-        <w:t>Detta klagomål behandlar höga naturvärden i avverkningsanmälan Kapellöns naturreservat i Haninge kommun som inkom 2026-08-18 och omfattar 107,0 ha.</w:t>
+        <w:t>Detta klagomål behandlar höga naturvärden i avverkningsanmälan Kapellöns naturreservat i Haninge kommun som inkom 2026-08-19 och omfattar 107,0 ha.</w:t>
       </w:r>
     </w:p>
     <w:p>
@@ -1456,7 +1456,7 @@
     <w:r>
       <w:tab/>
       <w:tab/>
-      <w:t>2026-08-18</w:t>
+      <w:t>2026-08-19</w:t>
       <w:br/>
       <w:br/>
     </w:r>

--- a/klagomål/Kapellöns naturreservat FSC-klagomål.docx
+++ b/klagomål/Kapellöns naturreservat FSC-klagomål.docx
@@ -168,7 +168,7 @@
     </w:p>
     <w:p>
       <w:r>
-        <w:t>Detta klagomål behandlar höga naturvärden i avverkningsanmälan Kapellöns naturreservat i Haninge kommun som inkom 2026-08-19 och omfattar 107,0 ha.</w:t>
+        <w:t>Detta klagomål behandlar höga naturvärden i avverkningsanmälan Kapellöns naturreservat i Haninge kommun som inkom 2026-08-20 och omfattar 107,0 ha.</w:t>
       </w:r>
     </w:p>
     <w:p>
@@ -1456,7 +1456,7 @@
     <w:r>
       <w:tab/>
       <w:tab/>
-      <w:t>2026-08-19</w:t>
+      <w:t>2026-08-20</w:t>
       <w:br/>
       <w:br/>
     </w:r>

--- a/klagomål/Kapellöns naturreservat FSC-klagomål.docx
+++ b/klagomål/Kapellöns naturreservat FSC-klagomål.docx
@@ -168,7 +168,7 @@
     </w:p>
     <w:p>
       <w:r>
-        <w:t>Detta klagomål behandlar höga naturvärden i avverkningsanmälan Kapellöns naturreservat i Haninge kommun som inkom 2026-08-20 och omfattar 107,0 ha.</w:t>
+        <w:t>Detta klagomål behandlar höga naturvärden i avverkningsanmälan Kapellöns naturreservat i Haninge kommun som inkom 2026-08-21 och omfattar 107,0 ha.</w:t>
       </w:r>
     </w:p>
     <w:p>
@@ -1456,7 +1456,7 @@
     <w:r>
       <w:tab/>
       <w:tab/>
-      <w:t>2026-08-20</w:t>
+      <w:t>2026-08-21</w:t>
       <w:br/>
       <w:br/>
     </w:r>

--- a/klagomål/Kapellöns naturreservat FSC-klagomål.docx
+++ b/klagomål/Kapellöns naturreservat FSC-klagomål.docx
@@ -168,7 +168,7 @@
     </w:p>
     <w:p>
       <w:r>
-        <w:t>Detta klagomål behandlar höga naturvärden i avverkningsanmälan Kapellöns naturreservat i Haninge kommun som inkom 2026-08-21 och omfattar 107,0 ha.</w:t>
+        <w:t>Detta klagomål behandlar höga naturvärden i avverkningsanmälan Kapellöns naturreservat i Haninge kommun som inkom 2026-08-22 och omfattar 107,0 ha.</w:t>
       </w:r>
     </w:p>
     <w:p>
@@ -1456,7 +1456,7 @@
     <w:r>
       <w:tab/>
       <w:tab/>
-      <w:t>2026-08-21</w:t>
+      <w:t>2026-08-22</w:t>
       <w:br/>
       <w:br/>
     </w:r>

--- a/klagomål/Kapellöns naturreservat FSC-klagomål.docx
+++ b/klagomål/Kapellöns naturreservat FSC-klagomål.docx
@@ -168,7 +168,7 @@
     </w:p>
     <w:p>
       <w:r>
-        <w:t>Detta klagomål behandlar höga naturvärden i avverkningsanmälan Kapellöns naturreservat i Haninge kommun som inkom 2026-08-22 och omfattar 107,0 ha.</w:t>
+        <w:t>Detta klagomål behandlar höga naturvärden i avverkningsanmälan Kapellöns naturreservat i Haninge kommun som inkom 2026-08-23 och omfattar 107,0 ha.</w:t>
       </w:r>
     </w:p>
     <w:p>
@@ -1456,7 +1456,7 @@
     <w:r>
       <w:tab/>
       <w:tab/>
-      <w:t>2026-08-22</w:t>
+      <w:t>2026-08-23</w:t>
       <w:br/>
       <w:br/>
     </w:r>

--- a/klagomål/Kapellöns naturreservat FSC-klagomål.docx
+++ b/klagomål/Kapellöns naturreservat FSC-klagomål.docx
@@ -168,7 +168,7 @@
     </w:p>
     <w:p>
       <w:r>
-        <w:t>Detta klagomål behandlar höga naturvärden i avverkningsanmälan Kapellöns naturreservat i Haninge kommun som inkom 2026-08-23 och omfattar 107,0 ha.</w:t>
+        <w:t>Detta klagomål behandlar höga naturvärden i avverkningsanmälan Kapellöns naturreservat i Haninge kommun som inkom 2026-08-24 och omfattar 107,0 ha.</w:t>
       </w:r>
     </w:p>
     <w:p>
@@ -1456,7 +1456,7 @@
     <w:r>
       <w:tab/>
       <w:tab/>
-      <w:t>2026-08-23</w:t>
+      <w:t>2026-08-24</w:t>
       <w:br/>
       <w:br/>
     </w:r>

--- a/klagomål/Kapellöns naturreservat FSC-klagomål.docx
+++ b/klagomål/Kapellöns naturreservat FSC-klagomål.docx
@@ -168,7 +168,7 @@
     </w:p>
     <w:p>
       <w:r>
-        <w:t>Detta klagomål behandlar höga naturvärden i avverkningsanmälan Kapellöns naturreservat i Haninge kommun som inkom 2026-08-24 och omfattar 107,0 ha.</w:t>
+        <w:t>Detta klagomål behandlar höga naturvärden i avverkningsanmälan Kapellöns naturreservat i Haninge kommun som inkom 2026-08-25 och omfattar 107,0 ha.</w:t>
       </w:r>
     </w:p>
     <w:p>
@@ -1456,7 +1456,7 @@
     <w:r>
       <w:tab/>
       <w:tab/>
-      <w:t>2026-08-24</w:t>
+      <w:t>2026-08-25</w:t>
       <w:br/>
       <w:br/>
     </w:r>

--- a/klagomål/Kapellöns naturreservat FSC-klagomål.docx
+++ b/klagomål/Kapellöns naturreservat FSC-klagomål.docx
@@ -168,7 +168,7 @@
     </w:p>
     <w:p>
       <w:r>
-        <w:t>Detta klagomål behandlar höga naturvärden i avverkningsanmälan Kapellöns naturreservat i Haninge kommun som inkom 2026-08-25 och omfattar 107,0 ha.</w:t>
+        <w:t>Detta klagomål behandlar höga naturvärden i avverkningsanmälan Kapellöns naturreservat i Haninge kommun som inkom 2026-08-26 och omfattar 107,0 ha.</w:t>
       </w:r>
     </w:p>
     <w:p>
@@ -1456,7 +1456,7 @@
     <w:r>
       <w:tab/>
       <w:tab/>
-      <w:t>2026-08-25</w:t>
+      <w:t>2026-08-26</w:t>
       <w:br/>
       <w:br/>
     </w:r>

--- a/klagomål/Kapellöns naturreservat FSC-klagomål.docx
+++ b/klagomål/Kapellöns naturreservat FSC-klagomål.docx
@@ -168,7 +168,7 @@
     </w:p>
     <w:p>
       <w:r>
-        <w:t>Detta klagomål behandlar höga naturvärden i avverkningsanmälan Kapellöns naturreservat i Haninge kommun som inkom 2026-08-26 och omfattar 107,0 ha.</w:t>
+        <w:t>Detta klagomål behandlar höga naturvärden i avverkningsanmälan Kapellöns naturreservat i Haninge kommun som inkom 2026-08-27 och omfattar 107,0 ha.</w:t>
       </w:r>
     </w:p>
     <w:p>
@@ -1456,7 +1456,7 @@
     <w:r>
       <w:tab/>
       <w:tab/>
-      <w:t>2026-08-26</w:t>
+      <w:t>2026-08-27</w:t>
       <w:br/>
       <w:br/>
     </w:r>

--- a/klagomål/Kapellöns naturreservat FSC-klagomål.docx
+++ b/klagomål/Kapellöns naturreservat FSC-klagomål.docx
@@ -168,7 +168,7 @@
     </w:p>
     <w:p>
       <w:r>
-        <w:t>Detta klagomål behandlar höga naturvärden i avverkningsanmälan Kapellöns naturreservat i Haninge kommun som inkom 2026-08-27 och omfattar 107,0 ha.</w:t>
+        <w:t>Detta klagomål behandlar höga naturvärden i avverkningsanmälan Kapellöns naturreservat i Haninge kommun som inkom 2026-08-28 och omfattar 107,0 ha.</w:t>
       </w:r>
     </w:p>
     <w:p>
@@ -1456,7 +1456,7 @@
     <w:r>
       <w:tab/>
       <w:tab/>
-      <w:t>2026-08-27</w:t>
+      <w:t>2026-08-28</w:t>
       <w:br/>
       <w:br/>
     </w:r>

--- a/klagomål/Kapellöns naturreservat FSC-klagomål.docx
+++ b/klagomål/Kapellöns naturreservat FSC-klagomål.docx
@@ -168,7 +168,7 @@
     </w:p>
     <w:p>
       <w:r>
-        <w:t>Detta klagomål behandlar höga naturvärden i avverkningsanmälan Kapellöns naturreservat i Haninge kommun som inkom 2026-08-28 och omfattar 107,0 ha.</w:t>
+        <w:t>Detta klagomål behandlar höga naturvärden i avverkningsanmälan Kapellöns naturreservat i Haninge kommun som inkom 2026-08-29 och omfattar 107,0 ha.</w:t>
       </w:r>
     </w:p>
     <w:p>
@@ -1456,7 +1456,7 @@
     <w:r>
       <w:tab/>
       <w:tab/>
-      <w:t>2026-08-28</w:t>
+      <w:t>2026-08-29</w:t>
       <w:br/>
       <w:br/>
     </w:r>

--- a/klagomål/Kapellöns naturreservat FSC-klagomål.docx
+++ b/klagomål/Kapellöns naturreservat FSC-klagomål.docx
@@ -168,7 +168,7 @@
     </w:p>
     <w:p>
       <w:r>
-        <w:t>Detta klagomål behandlar höga naturvärden i avverkningsanmälan Kapellöns naturreservat i Haninge kommun som inkom 2026-08-29 och omfattar 107,0 ha.</w:t>
+        <w:t>Detta klagomål behandlar höga naturvärden i avverkningsanmälan Kapellöns naturreservat i Haninge kommun som inkom 2026-08-31 och omfattar 107,0 ha.</w:t>
       </w:r>
     </w:p>
     <w:p>
@@ -1456,7 +1456,7 @@
     <w:r>
       <w:tab/>
       <w:tab/>
-      <w:t>2026-08-29</w:t>
+      <w:t>2026-08-31</w:t>
       <w:br/>
       <w:br/>
     </w:r>

--- a/klagomål/Kapellöns naturreservat FSC-klagomål.docx
+++ b/klagomål/Kapellöns naturreservat FSC-klagomål.docx
@@ -168,7 +168,7 @@
     </w:p>
     <w:p>
       <w:r>
-        <w:t>Detta klagomål behandlar höga naturvärden i avverkningsanmälan Kapellöns naturreservat i Haninge kommun som inkom 2026-08-31 och omfattar 107,0 ha.</w:t>
+        <w:t>Detta klagomål behandlar höga naturvärden i avverkningsanmälan Kapellöns naturreservat i Haninge kommun som inkom 2026-09-01 och omfattar 107,0 ha.</w:t>
       </w:r>
     </w:p>
     <w:p>
@@ -1456,7 +1456,7 @@
     <w:r>
       <w:tab/>
       <w:tab/>
-      <w:t>2026-08-31</w:t>
+      <w:t>2026-09-01</w:t>
       <w:br/>
       <w:br/>
     </w:r>

--- a/klagomål/Kapellöns naturreservat FSC-klagomål.docx
+++ b/klagomål/Kapellöns naturreservat FSC-klagomål.docx
@@ -168,7 +168,7 @@
     </w:p>
     <w:p>
       <w:r>
-        <w:t>Detta klagomål behandlar höga naturvärden i avverkningsanmälan Kapellöns naturreservat i Haninge kommun som inkom 2026-09-01 och omfattar 107,0 ha.</w:t>
+        <w:t>Detta klagomål behandlar höga naturvärden i avverkningsanmälan Kapellöns naturreservat i Haninge kommun som inkom 2026-09-02 och omfattar 107,0 ha.</w:t>
       </w:r>
     </w:p>
     <w:p>
@@ -1456,7 +1456,7 @@
     <w:r>
       <w:tab/>
       <w:tab/>
-      <w:t>2026-09-01</w:t>
+      <w:t>2026-09-02</w:t>
       <w:br/>
       <w:br/>
     </w:r>

--- a/klagomål/Kapellöns naturreservat FSC-klagomål.docx
+++ b/klagomål/Kapellöns naturreservat FSC-klagomål.docx
@@ -168,7 +168,7 @@
     </w:p>
     <w:p>
       <w:r>
-        <w:t>Detta klagomål behandlar höga naturvärden i avverkningsanmälan Kapellöns naturreservat i Haninge kommun som inkom 2026-09-02 och omfattar 107,0 ha.</w:t>
+        <w:t>Detta klagomål behandlar höga naturvärden i avverkningsanmälan Kapellöns naturreservat i Haninge kommun som inkom 2026-09-03 och omfattar 107,0 ha.</w:t>
       </w:r>
     </w:p>
     <w:p>
@@ -1456,7 +1456,7 @@
     <w:r>
       <w:tab/>
       <w:tab/>
-      <w:t>2026-09-02</w:t>
+      <w:t>2026-09-03</w:t>
       <w:br/>
       <w:br/>
     </w:r>

--- a/klagomål/Kapellöns naturreservat FSC-klagomål.docx
+++ b/klagomål/Kapellöns naturreservat FSC-klagomål.docx
@@ -168,7 +168,7 @@
     </w:p>
     <w:p>
       <w:r>
-        <w:t>Detta klagomål behandlar höga naturvärden i avverkningsanmälan Kapellöns naturreservat i Haninge kommun som inkom 2026-09-03 och omfattar 107,0 ha.</w:t>
+        <w:t>Detta klagomål behandlar höga naturvärden i avverkningsanmälan Kapellöns naturreservat i Haninge kommun som inkom 2026-09-04 och omfattar 107,0 ha.</w:t>
       </w:r>
     </w:p>
     <w:p>
@@ -1456,7 +1456,7 @@
     <w:r>
       <w:tab/>
       <w:tab/>
-      <w:t>2026-09-03</w:t>
+      <w:t>2026-09-04</w:t>
       <w:br/>
       <w:br/>
     </w:r>

--- a/klagomål/Kapellöns naturreservat FSC-klagomål.docx
+++ b/klagomål/Kapellöns naturreservat FSC-klagomål.docx
@@ -168,7 +168,7 @@
     </w:p>
     <w:p>
       <w:r>
-        <w:t>Detta klagomål behandlar höga naturvärden i avverkningsanmälan Kapellöns naturreservat i Haninge kommun som inkom 2026-09-04 och omfattar 107,0 ha.</w:t>
+        <w:t>Detta klagomål behandlar höga naturvärden i avverkningsanmälan Kapellöns naturreservat i Haninge kommun som inkom 2026-09-05 och omfattar 107,0 ha.</w:t>
       </w:r>
     </w:p>
     <w:p>
@@ -1456,7 +1456,7 @@
     <w:r>
       <w:tab/>
       <w:tab/>
-      <w:t>2026-09-04</w:t>
+      <w:t>2026-09-05</w:t>
       <w:br/>
       <w:br/>
     </w:r>

--- a/klagomål/Kapellöns naturreservat FSC-klagomål.docx
+++ b/klagomål/Kapellöns naturreservat FSC-klagomål.docx
@@ -168,7 +168,7 @@
     </w:p>
     <w:p>
       <w:r>
-        <w:t>Detta klagomål behandlar höga naturvärden i avverkningsanmälan Kapellöns naturreservat i Haninge kommun som inkom 2026-09-05 och omfattar 107,0 ha.</w:t>
+        <w:t>Detta klagomål behandlar höga naturvärden i avverkningsanmälan Kapellöns naturreservat i Haninge kommun som inkom 2026-09-06 och omfattar 107,0 ha.</w:t>
       </w:r>
     </w:p>
     <w:p>
@@ -1456,7 +1456,7 @@
     <w:r>
       <w:tab/>
       <w:tab/>
-      <w:t>2026-09-05</w:t>
+      <w:t>2026-09-06</w:t>
       <w:br/>
       <w:br/>
     </w:r>

--- a/klagomål/Kapellöns naturreservat FSC-klagomål.docx
+++ b/klagomål/Kapellöns naturreservat FSC-klagomål.docx
@@ -168,7 +168,7 @@
     </w:p>
     <w:p>
       <w:r>
-        <w:t>Detta klagomål behandlar höga naturvärden i avverkningsanmälan Kapellöns naturreservat i Haninge kommun som inkom 2026-09-06 och omfattar 107,0 ha.</w:t>
+        <w:t>Detta klagomål behandlar höga naturvärden i avverkningsanmälan Kapellöns naturreservat i Haninge kommun som inkom 2026-09-07 och omfattar 107,0 ha.</w:t>
       </w:r>
     </w:p>
     <w:p>
@@ -1456,7 +1456,7 @@
     <w:r>
       <w:tab/>
       <w:tab/>
-      <w:t>2026-09-06</w:t>
+      <w:t>2026-09-07</w:t>
       <w:br/>
       <w:br/>
     </w:r>
